--- a/hit-catalogue/syllabus_he.docx
+++ b/hit-catalogue/syllabus_he.docx
@@ -13,7 +13,15 @@
           <w:sz w:val="28"/>
           <w:rtl/>
         </w:rPr>
-        <w:t>מערכות בינה מלאכותית מודרניות: פיתוח, הטמעה ותפעול - Modern AI Systems: Development, Deployment and Operations</w:t>
+        <w:t>הנדסת מערכות בינה מלאכותית - AI Systems Engineering</w:t>
+      </w:r>
+    </w:p>
+    <w:p>
+      <w:pPr>
+        <w:jc w:val="left"/>
+      </w:pPr>
+      <w:r>
+        <w:t>DevOps, DataOps, MLOps, LLMOps, AgentOps</w:t>
       </w:r>
     </w:p>
     <w:p>

--- a/hit-catalogue/syllabus_he.docx
+++ b/hit-catalogue/syllabus_he.docx
@@ -13,7 +13,7 @@
           <w:sz w:val="28"/>
           <w:rtl/>
         </w:rPr>
-        <w:t>הנדסת מערכות בינה מלאכותית - AI Systems Engineering</w:t>
+        <w:t>הנדסת מערכות בינה מלאכותית - Engineering of AI Systems</w:t>
       </w:r>
     </w:p>
     <w:p>
